--- a/Templates/BTS/BM-15-07 TỜ TRÌNH KÝ BIÊN BẢN THỎA THUẬN BTS - Templates.docx
+++ b/Templates/BTS/BM-15-07 TỜ TRÌNH KÝ BIÊN BẢN THỎA THUẬN BTS - Templates.docx
@@ -141,15 +141,7 @@
           <w:sz w:val="24"/>
           <w:szCs w:val="24"/>
         </w:rPr>
-        <w:t>{{YEAR}}</w:t>
-      </w:r>
-      <w:r>
-        <w:rPr>
-          <w:i/>
-          <w:sz w:val="24"/>
-          <w:szCs w:val="24"/>
-        </w:rPr>
-        <w:t xml:space="preserve"> </w:t>
+        <w:t>YEAR</w:t>
       </w:r>
     </w:p>
     <w:p>
@@ -298,7 +290,7 @@
                 <w:sz w:val="28"/>
                 <w:szCs w:val="28"/>
               </w:rPr>
-              <w:t>{{DUAN}}</w:t>
+              <w:t>DUAN</w:t>
             </w:r>
           </w:p>
         </w:tc>
@@ -4276,7 +4268,7 @@
               <w:sz w:val="26"/>
               <w:szCs w:val="26"/>
             </w:rPr>
-            <w:t>{{HANGMUC}}</w:t>
+            <w:t>HANGMUC}}</w:t>
           </w:r>
           <w:r>
             <w:rPr>
@@ -9069,6 +9061,12 @@
 </file>
 
 <file path=customXml/item1.xml><?xml version="1.0" encoding="utf-8"?>
+<p:properties xmlns:p="http://schemas.microsoft.com/office/2006/metadata/properties" xmlns:xsi="http://www.w3.org/2001/XMLSchema-instance" xmlns:pc="http://schemas.microsoft.com/office/infopath/2007/PartnerControls">
+  <documentManagement/>
+</p:properties>
+</file>
+
+<file path=customXml/item2.xml><?xml version="1.0" encoding="utf-8"?>
 <?mso-contentType ?>
 <FormTemplates xmlns="http://schemas.microsoft.com/sharepoint/v3/contenttype/forms">
   <Display>DocumentLibraryForm</Display>
@@ -9077,13 +9075,11 @@
 </FormTemplates>
 </file>
 
-<file path=customXml/item2.xml><?xml version="1.0" encoding="utf-8"?>
-<p:properties xmlns:p="http://schemas.microsoft.com/office/2006/metadata/properties" xmlns:xsi="http://www.w3.org/2001/XMLSchema-instance" xmlns:pc="http://schemas.microsoft.com/office/infopath/2007/PartnerControls">
-  <documentManagement/>
-</p:properties>
+<file path=customXml/item3.xml><?xml version="1.0" encoding="utf-8"?>
+<b:Sources xmlns:b="http://schemas.openxmlformats.org/officeDocument/2006/bibliography" xmlns="http://schemas.openxmlformats.org/officeDocument/2006/bibliography" SelectedStyle="/APASixthEditionOfficeOnline.xsl" StyleName="APA" Version="6"/>
 </file>
 
-<file path=customXml/item3.xml><?xml version="1.0" encoding="utf-8"?>
+<file path=customXml/item4.xml><?xml version="1.0" encoding="utf-8"?>
 <ct:contentTypeSchema xmlns:ct="http://schemas.microsoft.com/office/2006/metadata/contentType" xmlns:ma="http://schemas.microsoft.com/office/2006/metadata/properties/metaAttributes" ct:_="" ma:_="" ma:contentTypeName="Document" ma:contentTypeID="0x010100805D4BEE55A24044BDE0D112F050CC83" ma:contentTypeVersion="1" ma:contentTypeDescription="Create a new document." ma:contentTypeScope="" ma:versionID="bfe3fb2b52072bba3ef6a4f234377cf8">
   <xsd:schema xmlns:xsd="http://www.w3.org/2001/XMLSchema" xmlns:xs="http://www.w3.org/2001/XMLSchema" xmlns:p="http://schemas.microsoft.com/office/2006/metadata/properties" targetNamespace="http://schemas.microsoft.com/office/2006/metadata/properties" ma:root="true" ma:fieldsID="3168da399c7eed0b2303d422f0440ed6">
     <xsd:element name="properties">
@@ -9197,19 +9193,7 @@
 </ct:contentTypeSchema>
 </file>
 
-<file path=customXml/item4.xml><?xml version="1.0" encoding="utf-8"?>
-<b:Sources xmlns:b="http://schemas.openxmlformats.org/officeDocument/2006/bibliography" xmlns="http://schemas.openxmlformats.org/officeDocument/2006/bibliography" SelectedStyle="/APASixthEditionOfficeOnline.xsl" StyleName="APA" Version="6"/>
-</file>
-
 <file path=customXml/itemProps1.xml><?xml version="1.0" encoding="utf-8"?>
-<ds:datastoreItem xmlns:ds="http://schemas.openxmlformats.org/officeDocument/2006/customXml" ds:itemID="{82FE4CF3-5FAD-471E-ABCD-D22784ED3188}">
-  <ds:schemaRefs>
-    <ds:schemaRef ds:uri="http://schemas.microsoft.com/sharepoint/v3/contenttype/forms"/>
-  </ds:schemaRefs>
-</ds:datastoreItem>
-</file>
-
-<file path=customXml/itemProps2.xml><?xml version="1.0" encoding="utf-8"?>
 <ds:datastoreItem xmlns:ds="http://schemas.openxmlformats.org/officeDocument/2006/customXml" ds:itemID="{9701D592-247D-45DD-A358-87F83AAA0287}">
   <ds:schemaRefs>
     <ds:schemaRef ds:uri="http://schemas.microsoft.com/office/2006/metadata/properties"/>
@@ -9218,7 +9202,23 @@
 </ds:datastoreItem>
 </file>
 
+<file path=customXml/itemProps2.xml><?xml version="1.0" encoding="utf-8"?>
+<ds:datastoreItem xmlns:ds="http://schemas.openxmlformats.org/officeDocument/2006/customXml" ds:itemID="{82FE4CF3-5FAD-471E-ABCD-D22784ED3188}">
+  <ds:schemaRefs>
+    <ds:schemaRef ds:uri="http://schemas.microsoft.com/sharepoint/v3/contenttype/forms"/>
+  </ds:schemaRefs>
+</ds:datastoreItem>
+</file>
+
 <file path=customXml/itemProps3.xml><?xml version="1.0" encoding="utf-8"?>
+<ds:datastoreItem xmlns:ds="http://schemas.openxmlformats.org/officeDocument/2006/customXml" ds:itemID="{0650F66F-90CF-42EA-8F60-11FCD82A6B0A}">
+  <ds:schemaRefs>
+    <ds:schemaRef ds:uri="http://schemas.openxmlformats.org/officeDocument/2006/bibliography"/>
+  </ds:schemaRefs>
+</ds:datastoreItem>
+</file>
+
+<file path=customXml/itemProps4.xml><?xml version="1.0" encoding="utf-8"?>
 <ds:datastoreItem xmlns:ds="http://schemas.openxmlformats.org/officeDocument/2006/customXml" ds:itemID="{B97429D7-3677-4579-BE7C-0A9DB74874F3}">
   <ds:schemaRefs>
     <ds:schemaRef ds:uri="http://schemas.microsoft.com/office/2006/metadata/contentType"/>
@@ -9232,12 +9232,4 @@
     <ds:schemaRef ds:uri="http://schemas.microsoft.com/office/infopath/2007/PartnerControls"/>
   </ds:schemaRefs>
 </ds:datastoreItem>
-</file>
-
-<file path=customXml/itemProps4.xml><?xml version="1.0" encoding="utf-8"?>
-<ds:datastoreItem xmlns:ds="http://schemas.openxmlformats.org/officeDocument/2006/customXml" ds:itemID="{0650F66F-90CF-42EA-8F60-11FCD82A6B0A}">
-  <ds:schemaRefs>
-    <ds:schemaRef ds:uri="http://schemas.openxmlformats.org/officeDocument/2006/bibliography"/>
-  </ds:schemaRefs>
-</ds:datastoreItem>
 </file>
--- a/Templates/BTS/BM-15-07 TỜ TRÌNH KÝ BIÊN BẢN THỎA THUẬN BTS - Templates.docx
+++ b/Templates/BTS/BM-15-07 TỜ TRÌNH KÝ BIÊN BẢN THỎA THUẬN BTS - Templates.docx
@@ -12,16 +12,16 @@
         <w:spacing w:after="120" w:line="240" w:lineRule="auto"/>
         <w:rPr>
           <w:i/>
-          <w:sz w:val="24"/>
-          <w:szCs w:val="24"/>
+          <w:sz w:val="26"/>
+          <w:szCs w:val="26"/>
         </w:rPr>
       </w:pPr>
       <w:r>
         <w:rPr>
           <w:b w:val="0"/>
           <w:iCs/>
-          <w:sz w:val="24"/>
-          <w:szCs w:val="24"/>
+          <w:sz w:val="26"/>
+          <w:szCs w:val="26"/>
         </w:rPr>
         <w:t>Số</w:t>
       </w:r>
@@ -29,8 +29,8 @@
         <w:rPr>
           <w:b w:val="0"/>
           <w:iCs/>
-          <w:sz w:val="24"/>
-          <w:szCs w:val="24"/>
+          <w:sz w:val="26"/>
+          <w:szCs w:val="26"/>
           <w:lang w:val="vi-VN"/>
         </w:rPr>
         <w:t>:</w:t>
@@ -39,8 +39,8 @@
         <w:rPr>
           <w:b w:val="0"/>
           <w:iCs/>
-          <w:sz w:val="24"/>
-          <w:szCs w:val="24"/>
+          <w:sz w:val="26"/>
+          <w:szCs w:val="26"/>
         </w:rPr>
         <w:t xml:space="preserve">    </w:t>
       </w:r>
@@ -48,8 +48,17 @@
         <w:rPr>
           <w:b w:val="0"/>
           <w:iCs/>
-          <w:sz w:val="24"/>
-          <w:szCs w:val="24"/>
+          <w:sz w:val="26"/>
+          <w:szCs w:val="26"/>
+        </w:rPr>
+        <w:t xml:space="preserve">    </w:t>
+      </w:r>
+      <w:r>
+        <w:rPr>
+          <w:b w:val="0"/>
+          <w:iCs/>
+          <w:sz w:val="26"/>
+          <w:szCs w:val="26"/>
         </w:rPr>
         <w:t>/TTr-SXKD</w:t>
       </w:r>
@@ -57,26 +66,17 @@
         <w:rPr>
           <w:b w:val="0"/>
           <w:iCs/>
-          <w:sz w:val="24"/>
-          <w:szCs w:val="24"/>
-        </w:rPr>
-        <w:t xml:space="preserve">                                                           Chơn Thành, </w:t>
+          <w:sz w:val="26"/>
+          <w:szCs w:val="26"/>
+        </w:rPr>
+        <w:t xml:space="preserve">                                           Chơn Thành, n</w:t>
       </w:r>
       <w:r>
         <w:rPr>
           <w:b w:val="0"/>
           <w:iCs/>
-          <w:sz w:val="24"/>
-          <w:szCs w:val="24"/>
-        </w:rPr>
-        <w:t>n</w:t>
-      </w:r>
-      <w:r>
-        <w:rPr>
-          <w:b w:val="0"/>
-          <w:iCs/>
-          <w:sz w:val="24"/>
-          <w:szCs w:val="24"/>
+          <w:sz w:val="26"/>
+          <w:szCs w:val="26"/>
         </w:rPr>
         <w:t>gày</w:t>
       </w:r>
@@ -84,8 +84,8 @@
         <w:rPr>
           <w:b w:val="0"/>
           <w:iCs/>
-          <w:sz w:val="24"/>
-          <w:szCs w:val="24"/>
+          <w:sz w:val="26"/>
+          <w:szCs w:val="26"/>
         </w:rPr>
         <w:t xml:space="preserve"> </w:t>
       </w:r>
@@ -93,8 +93,8 @@
         <w:rPr>
           <w:b w:val="0"/>
           <w:iCs/>
-          <w:sz w:val="24"/>
-          <w:szCs w:val="24"/>
+          <w:sz w:val="26"/>
+          <w:szCs w:val="26"/>
         </w:rPr>
         <w:t xml:space="preserve">      </w:t>
       </w:r>
@@ -102,8 +102,8 @@
         <w:rPr>
           <w:b w:val="0"/>
           <w:iCs/>
-          <w:sz w:val="24"/>
-          <w:szCs w:val="24"/>
+          <w:sz w:val="26"/>
+          <w:szCs w:val="26"/>
         </w:rPr>
         <w:t>tháng</w:t>
       </w:r>
@@ -111,8 +111,8 @@
         <w:rPr>
           <w:b w:val="0"/>
           <w:iCs/>
-          <w:sz w:val="24"/>
-          <w:szCs w:val="24"/>
+          <w:sz w:val="26"/>
+          <w:szCs w:val="26"/>
         </w:rPr>
         <w:t xml:space="preserve"> </w:t>
       </w:r>
@@ -120,8 +120,8 @@
         <w:rPr>
           <w:b w:val="0"/>
           <w:iCs/>
-          <w:sz w:val="24"/>
-          <w:szCs w:val="24"/>
+          <w:sz w:val="26"/>
+          <w:szCs w:val="26"/>
         </w:rPr>
         <w:t xml:space="preserve">     </w:t>
       </w:r>
@@ -129,8 +129,8 @@
         <w:rPr>
           <w:b w:val="0"/>
           <w:iCs/>
-          <w:sz w:val="24"/>
-          <w:szCs w:val="24"/>
+          <w:sz w:val="26"/>
+          <w:szCs w:val="26"/>
         </w:rPr>
         <w:t xml:space="preserve">năm </w:t>
       </w:r>
@@ -138,8 +138,8 @@
         <w:rPr>
           <w:b w:val="0"/>
           <w:iCs/>
-          <w:sz w:val="24"/>
-          <w:szCs w:val="24"/>
+          <w:sz w:val="26"/>
+          <w:szCs w:val="26"/>
         </w:rPr>
         <w:t>YEAR</w:t>
       </w:r>
@@ -370,7 +370,7 @@
                 <w:sz w:val="28"/>
                 <w:szCs w:val="28"/>
               </w:rPr>
-              <w:t>{{CONGTRINH}}</w:t>
+              <w:t>CONGTRINH</w:t>
             </w:r>
           </w:p>
         </w:tc>
@@ -448,7 +448,7 @@
                 <w:sz w:val="28"/>
                 <w:szCs w:val="28"/>
               </w:rPr>
-              <w:t>{{HANGMUC}}</w:t>
+              <w:t>HANGMUC</w:t>
             </w:r>
           </w:p>
         </w:tc>
@@ -529,7 +529,7 @@
                 <w:sz w:val="28"/>
                 <w:szCs w:val="28"/>
               </w:rPr>
-              <w:t>{{DIADIEM}}</w:t>
+              <w:t>DIADIEM</w:t>
             </w:r>
           </w:p>
         </w:tc>
@@ -615,7 +615,7 @@
           <w:spacing w:val="-2"/>
           <w:szCs w:val="28"/>
         </w:rPr>
-        <w:t>{{SOTTR}}</w:t>
+        <w:t xml:space="preserve">SOTTR </w:t>
       </w:r>
       <w:r>
         <w:rPr>
@@ -624,7 +624,7 @@
           <w:spacing w:val="-2"/>
           <w:szCs w:val="28"/>
         </w:rPr>
-        <w:t>/TTr-SXKD được Hội đồng Quản trị phê duyệt ngày</w:t>
+        <w:t>được Hội đồng Quản trị phê duyệt ngày</w:t>
       </w:r>
       <w:r>
         <w:rPr>
@@ -642,7 +642,7 @@
           <w:spacing w:val="-2"/>
           <w:szCs w:val="28"/>
         </w:rPr>
-        <w:t>{{DAY}}</w:t>
+        <w:t>DAY</w:t>
       </w:r>
       <w:r>
         <w:rPr>
@@ -660,7 +660,7 @@
           <w:spacing w:val="-2"/>
           <w:szCs w:val="28"/>
         </w:rPr>
-        <w:t>{{MONTH}}</w:t>
+        <w:t>MONTH</w:t>
       </w:r>
       <w:r>
         <w:rPr>
@@ -678,7 +678,7 @@
           <w:spacing w:val="-2"/>
           <w:szCs w:val="28"/>
         </w:rPr>
-        <w:t>{{YEAR}}</w:t>
+        <w:t xml:space="preserve">YEAR </w:t>
       </w:r>
       <w:r>
         <w:rPr>
@@ -687,7 +687,7 @@
           <w:spacing w:val="-2"/>
           <w:szCs w:val="28"/>
         </w:rPr>
-        <w:t xml:space="preserve"> về việc </w:t>
+        <w:t xml:space="preserve">về việc </w:t>
       </w:r>
       <w:r>
         <w:rPr>
@@ -696,7 +696,7 @@
           <w:spacing w:val="-2"/>
           <w:szCs w:val="28"/>
         </w:rPr>
-        <w:t xml:space="preserve">Ký Biên bản thỏa thuận Vị trí đặt trạm phát sóng di động - </w:t>
+        <w:t xml:space="preserve">Ký Biên bản thỏa thuận </w:t>
       </w:r>
       <w:r>
         <w:rPr>
@@ -705,7 +705,7 @@
           <w:spacing w:val="-2"/>
           <w:szCs w:val="28"/>
         </w:rPr>
-        <w:t>{{MATRAM}}</w:t>
+        <w:t>HANGMUC</w:t>
       </w:r>
       <w:r>
         <w:rPr>
@@ -732,7 +732,7 @@
           <w:spacing w:val="-2"/>
           <w:szCs w:val="28"/>
         </w:rPr>
-        <w:t>{{CONGTRINH}}</w:t>
+        <w:t xml:space="preserve">CONGTRINH </w:t>
       </w:r>
       <w:r>
         <w:rPr>
@@ -741,7 +741,7 @@
           <w:spacing w:val="-2"/>
           <w:szCs w:val="28"/>
         </w:rPr>
-        <w:t xml:space="preserve"> </w:t>
+        <w:t xml:space="preserve">với </w:t>
       </w:r>
       <w:r>
         <w:rPr>
@@ -750,7 +750,7 @@
           <w:spacing w:val="-2"/>
           <w:szCs w:val="28"/>
         </w:rPr>
-        <w:t>với Công ty Cổ phần ETELCOM</w:t>
+        <w:t>NHACUNGCAP</w:t>
       </w:r>
       <w:r>
         <w:rPr>
@@ -855,7 +855,7 @@
           <w:spacing w:val="-4"/>
           <w:szCs w:val="28"/>
         </w:rPr>
-        <w:t>{{HANGMUC}}</w:t>
+        <w:t>HANGMUC</w:t>
       </w:r>
       <w:r>
         <w:rPr>
@@ -879,7 +879,7 @@
           <w:spacing w:val="-4"/>
           <w:szCs w:val="28"/>
         </w:rPr>
-        <w:t>{{CONGTRINH}}, dự án {{DUAN}}</w:t>
+        <w:t>CONGTRINH</w:t>
       </w:r>
       <w:r>
         <w:rPr>
@@ -888,7 +888,34 @@
           <w:spacing w:val="-4"/>
           <w:szCs w:val="28"/>
         </w:rPr>
-        <w:t xml:space="preserve"> với Công ty Cổ phần ETELCOM</w:t>
+        <w:t xml:space="preserve">, dự án </w:t>
+      </w:r>
+      <w:r>
+        <w:rPr>
+          <w:b w:val="0"/>
+          <w:bCs/>
+          <w:spacing w:val="-4"/>
+          <w:szCs w:val="28"/>
+        </w:rPr>
+        <w:t>DUAN</w:t>
+      </w:r>
+      <w:r>
+        <w:rPr>
+          <w:b w:val="0"/>
+          <w:bCs/>
+          <w:spacing w:val="-4"/>
+          <w:szCs w:val="28"/>
+        </w:rPr>
+        <w:t xml:space="preserve"> với </w:t>
+      </w:r>
+      <w:r>
+        <w:rPr>
+          <w:b w:val="0"/>
+          <w:bCs/>
+          <w:spacing w:val="-4"/>
+          <w:szCs w:val="28"/>
+        </w:rPr>
+        <w:t>NHACUNGCAP</w:t>
       </w:r>
       <w:r>
         <w:rPr>
@@ -962,7 +989,7 @@
         <w:rPr>
           <w:szCs w:val="28"/>
         </w:rPr>
-        <w:t>Công ty Cổ phần ETELCOM</w:t>
+        <w:t>NHACUNGCAP</w:t>
       </w:r>
     </w:p>
     <w:tbl>
@@ -979,7 +1006,7 @@
       </w:tblGrid>
       <w:tr>
         <w:trPr>
-          <w:trHeight w:val="679"/>
+          <w:trHeight w:val="455"/>
           <w:jc w:val="center"/>
         </w:trPr>
         <w:tc>
@@ -1067,7 +1094,7 @@
                 <w:szCs w:val="28"/>
                 <w:lang w:val="vi-VN"/>
               </w:rPr>
-              <w:t>Số 10, đường D, KDC Chánh Nghĩa, phường Thủ Dầu Một, thành phố Hồ Chí Minh</w:t>
+              <w:t>DIACHI</w:t>
             </w:r>
           </w:p>
         </w:tc>
@@ -1160,7 +1187,7 @@
                 <w:color w:val="0D0D0D"/>
                 <w:szCs w:val="28"/>
               </w:rPr>
-              <w:t>0908.516.789</w:t>
+              <w:t>SDT</w:t>
             </w:r>
           </w:p>
         </w:tc>
@@ -1253,14 +1280,14 @@
                 <w:color w:val="0D0D0D"/>
                 <w:szCs w:val="28"/>
               </w:rPr>
-              <w:t>etelcom.jsc@gmail.com</w:t>
+              <w:t>EMAIL</w:t>
             </w:r>
           </w:p>
         </w:tc>
       </w:tr>
       <w:tr>
         <w:trPr>
-          <w:trHeight w:val="80"/>
+          <w:trHeight w:val="387"/>
           <w:jc w:val="center"/>
         </w:trPr>
         <w:tc>
@@ -1341,20 +1368,11 @@
             <w:r>
               <w:rPr>
                 <w:rFonts w:eastAsia="Times New Roman"/>
-                <w:bCs/>
-                <w:color w:val="0D0D0D"/>
-                <w:szCs w:val="28"/>
-              </w:rPr>
-              <w:t>8600.376.789</w:t>
-            </w:r>
-            <w:r>
-              <w:rPr>
-                <w:rFonts w:eastAsia="Times New Roman"/>
                 <w:b w:val="0"/>
                 <w:color w:val="0D0D0D"/>
                 <w:szCs w:val="28"/>
               </w:rPr>
-              <w:t xml:space="preserve"> tại ngân hàng BIDV Chi nhánh Nam Bình Dương</w:t>
+              <w:t>STK</w:t>
             </w:r>
           </w:p>
         </w:tc>
@@ -1435,7 +1453,7 @@
               <w:spacing w:after="0" w:line="240" w:lineRule="auto"/>
               <w:rPr>
                 <w:rFonts w:eastAsia="Times New Roman"/>
-                <w:bCs/>
+                <w:b w:val="0"/>
                 <w:color w:val="0D0D0D"/>
                 <w:szCs w:val="28"/>
                 <w:shd w:val="clear" w:color="auto" w:fill="FFFFFF"/>
@@ -1444,11 +1462,12 @@
             <w:r>
               <w:rPr>
                 <w:rFonts w:eastAsia="Times New Roman"/>
-                <w:bCs/>
-                <w:spacing w:val="80"/>
-                <w:szCs w:val="28"/>
-              </w:rPr>
-              <w:t>3703198694</w:t>
+                <w:b w:val="0"/>
+                <w:color w:val="0D0D0D"/>
+                <w:szCs w:val="28"/>
+                <w:shd w:val="clear" w:color="auto" w:fill="FFFFFF"/>
+              </w:rPr>
+              <w:t>MST</w:t>
             </w:r>
           </w:p>
         </w:tc>
@@ -1543,16 +1562,7 @@
                 <w:color w:val="0D0D0D"/>
                 <w:szCs w:val="28"/>
               </w:rPr>
-              <w:t xml:space="preserve">Ông </w:t>
-            </w:r>
-            <w:r>
-              <w:rPr>
-                <w:rFonts w:eastAsia="Times New Roman"/>
-                <w:bCs/>
-                <w:color w:val="0D0D0D"/>
-                <w:szCs w:val="28"/>
-              </w:rPr>
-              <w:t>Nguyễn Doãn Cường</w:t>
+              <w:t>DAIDIEN</w:t>
             </w:r>
           </w:p>
         </w:tc>
@@ -1585,12 +1595,12 @@
             <w:r>
               <w:rPr>
                 <w:rFonts w:eastAsia="Times New Roman"/>
-                <w:bCs/>
+                <w:b w:val="0"/>
                 <w:color w:val="0D0D0D"/>
                 <w:szCs w:val="28"/>
                 <w:lang w:val="vi-VN"/>
               </w:rPr>
-              <w:t>Tổng Giám đốc</w:t>
+              <w:t>CHUCVU</w:t>
             </w:r>
           </w:p>
         </w:tc>
@@ -1708,7 +1718,7 @@
           <w:szCs w:val="28"/>
           <w:lang w:val="vi-VN"/>
         </w:rPr>
-        <w:t>{{MATRAM}}</w:t>
+        <w:t xml:space="preserve">MATRAM </w:t>
       </w:r>
       <w:r>
         <w:rPr>
@@ -1719,7 +1729,7 @@
           <w:szCs w:val="28"/>
           <w:lang w:val="vi-VN"/>
         </w:rPr>
-        <w:t xml:space="preserve"> với thông tin như sau</w:t>
+        <w:t>với thông tin như sau</w:t>
       </w:r>
       <w:r>
         <w:rPr>
@@ -1833,7 +1843,7 @@
                 <w:b/>
                 <w:szCs w:val="28"/>
               </w:rPr>
-              <w:t>{{MATRAM}}</w:t>
+              <w:t>MATRAM</w:t>
             </w:r>
           </w:p>
         </w:tc>
@@ -1867,7 +1877,6 @@
                 <w:bCs/>
                 <w:szCs w:val="28"/>
               </w:rPr>
-              <w:lastRenderedPageBreak/>
               <w:t>Dự án</w:t>
             </w:r>
           </w:p>
@@ -1924,7 +1933,7 @@
               <w:rPr>
                 <w:szCs w:val="28"/>
               </w:rPr>
-              <w:t>{{DUAN}}</w:t>
+              <w:t>DUAN</w:t>
             </w:r>
           </w:p>
         </w:tc>
@@ -1958,6 +1967,7 @@
                 <w:bCs/>
                 <w:szCs w:val="28"/>
               </w:rPr>
+              <w:lastRenderedPageBreak/>
               <w:t>Công trình</w:t>
             </w:r>
           </w:p>
@@ -2014,7 +2024,7 @@
               <w:rPr>
                 <w:szCs w:val="28"/>
               </w:rPr>
-              <w:t>{{CONGTRINH}}</w:t>
+              <w:t>CONGTRINH</w:t>
             </w:r>
           </w:p>
         </w:tc>
@@ -2103,20 +2113,7 @@
               <w:rPr>
                 <w:szCs w:val="28"/>
               </w:rPr>
-              <w:t>{{L1</w:t>
-            </w:r>
-            <w:r>
-              <w:rPr>
-                <w:szCs w:val="28"/>
-                <w:lang w:val="en-US"/>
-              </w:rPr>
-              <w:t>2</w:t>
-            </w:r>
-            <w:r>
-              <w:rPr>
-                <w:szCs w:val="28"/>
-              </w:rPr>
-              <w:t>}}</w:t>
+              <w:t>L12</w:t>
             </w:r>
           </w:p>
         </w:tc>
@@ -2143,20 +2140,7 @@
               <w:rPr>
                 <w:szCs w:val="28"/>
               </w:rPr>
-              <w:t>{{L1</w:t>
-            </w:r>
-            <w:r>
-              <w:rPr>
-                <w:szCs w:val="28"/>
-                <w:lang w:val="en-US"/>
-              </w:rPr>
-              <w:t>1</w:t>
-            </w:r>
-            <w:r>
-              <w:rPr>
-                <w:szCs w:val="28"/>
-              </w:rPr>
-              <w:t>}}</w:t>
+              <w:t>L11</w:t>
             </w:r>
           </w:p>
         </w:tc>
@@ -2238,20 +2222,7 @@
               <w:rPr>
                 <w:szCs w:val="28"/>
               </w:rPr>
-              <w:t>{{L2</w:t>
-            </w:r>
-            <w:r>
-              <w:rPr>
-                <w:szCs w:val="28"/>
-                <w:lang w:val="en-US"/>
-              </w:rPr>
-              <w:t>2</w:t>
-            </w:r>
-            <w:r>
-              <w:rPr>
-                <w:szCs w:val="28"/>
-              </w:rPr>
-              <w:t>}}</w:t>
+              <w:t>L22</w:t>
             </w:r>
           </w:p>
         </w:tc>
@@ -2278,20 +2249,7 @@
               <w:rPr>
                 <w:szCs w:val="28"/>
               </w:rPr>
-              <w:t>{{L2</w:t>
-            </w:r>
-            <w:r>
-              <w:rPr>
-                <w:szCs w:val="28"/>
-                <w:lang w:val="en-US"/>
-              </w:rPr>
-              <w:t>1</w:t>
-            </w:r>
-            <w:r>
-              <w:rPr>
-                <w:szCs w:val="28"/>
-              </w:rPr>
-              <w:t>}}</w:t>
+              <w:t>L21</w:t>
             </w:r>
           </w:p>
         </w:tc>
@@ -2373,20 +2331,7 @@
               <w:rPr>
                 <w:szCs w:val="28"/>
               </w:rPr>
-              <w:t>{{L3</w:t>
-            </w:r>
-            <w:r>
-              <w:rPr>
-                <w:szCs w:val="28"/>
-                <w:lang w:val="en-US"/>
-              </w:rPr>
-              <w:t>2</w:t>
-            </w:r>
-            <w:r>
-              <w:rPr>
-                <w:szCs w:val="28"/>
-              </w:rPr>
-              <w:t>}}</w:t>
+              <w:t>L32</w:t>
             </w:r>
           </w:p>
         </w:tc>
@@ -2413,20 +2358,7 @@
               <w:rPr>
                 <w:szCs w:val="28"/>
               </w:rPr>
-              <w:t>{{L3</w:t>
-            </w:r>
-            <w:r>
-              <w:rPr>
-                <w:szCs w:val="28"/>
-                <w:lang w:val="en-US"/>
-              </w:rPr>
-              <w:t>1</w:t>
-            </w:r>
-            <w:r>
-              <w:rPr>
-                <w:szCs w:val="28"/>
-              </w:rPr>
-              <w:t>}}</w:t>
+              <w:t>L31</w:t>
             </w:r>
           </w:p>
         </w:tc>
@@ -2508,20 +2440,7 @@
               <w:rPr>
                 <w:szCs w:val="28"/>
               </w:rPr>
-              <w:t>{{L4</w:t>
-            </w:r>
-            <w:r>
-              <w:rPr>
-                <w:szCs w:val="28"/>
-                <w:lang w:val="en-US"/>
-              </w:rPr>
-              <w:t>2</w:t>
-            </w:r>
-            <w:r>
-              <w:rPr>
-                <w:szCs w:val="28"/>
-              </w:rPr>
-              <w:t>}}</w:t>
+              <w:t>L42</w:t>
             </w:r>
           </w:p>
         </w:tc>
@@ -2548,20 +2467,7 @@
               <w:rPr>
                 <w:szCs w:val="28"/>
               </w:rPr>
-              <w:t>{{L4</w:t>
-            </w:r>
-            <w:r>
-              <w:rPr>
-                <w:szCs w:val="28"/>
-                <w:lang w:val="en-US"/>
-              </w:rPr>
-              <w:t>1</w:t>
-            </w:r>
-            <w:r>
-              <w:rPr>
-                <w:szCs w:val="28"/>
-              </w:rPr>
-              <w:t>}}</w:t>
+              <w:t>L41</w:t>
             </w:r>
           </w:p>
         </w:tc>
@@ -4258,26 +4164,9 @@
               <w:sz w:val="26"/>
               <w:szCs w:val="26"/>
             </w:rPr>
-            <w:t xml:space="preserve">Ký Biên bản thỏa thuận </w:t>
+            <w:t>Ký Biên bản thỏa thuận</w:t>
           </w:r>
           <w:r>
-            <w:rPr>
-              <w:b w:val="0"/>
-              <w:i/>
-              <w:color w:val="000000"/>
-              <w:sz w:val="26"/>
-              <w:szCs w:val="26"/>
-            </w:rPr>
-            <w:t>HANGMUC}}</w:t>
-          </w:r>
-          <w:r>
-            <w:rPr>
-              <w:b w:val="0"/>
-              <w:i/>
-              <w:color w:val="000000"/>
-              <w:sz w:val="26"/>
-              <w:szCs w:val="26"/>
-            </w:rPr>
             <w:t xml:space="preserve"> </w:t>
           </w:r>
           <w:r>
@@ -4288,7 +4177,7 @@
               <w:sz w:val="26"/>
               <w:szCs w:val="26"/>
             </w:rPr>
-            <w:t xml:space="preserve">tại </w:t>
+            <w:t>HANGMUC tại CONGTRINH với NHACUNGCAP</w:t>
           </w:r>
           <w:r>
             <w:rPr>
@@ -4298,17 +4187,7 @@
               <w:sz w:val="26"/>
               <w:szCs w:val="26"/>
             </w:rPr>
-            <w:t>{{CONGTRINH}}</w:t>
-          </w:r>
-          <w:r>
-            <w:rPr>
-              <w:b w:val="0"/>
-              <w:i/>
-              <w:color w:val="000000"/>
-              <w:sz w:val="26"/>
-              <w:szCs w:val="26"/>
-            </w:rPr>
-            <w:t xml:space="preserve"> với Công ty Cổ phần ETELCOM.</w:t>
+            <w:t>.</w:t>
           </w:r>
         </w:p>
       </w:tc>
@@ -9061,12 +8940,6 @@
 </file>
 
 <file path=customXml/item1.xml><?xml version="1.0" encoding="utf-8"?>
-<p:properties xmlns:p="http://schemas.microsoft.com/office/2006/metadata/properties" xmlns:xsi="http://www.w3.org/2001/XMLSchema-instance" xmlns:pc="http://schemas.microsoft.com/office/infopath/2007/PartnerControls">
-  <documentManagement/>
-</p:properties>
-</file>
-
-<file path=customXml/item2.xml><?xml version="1.0" encoding="utf-8"?>
 <?mso-contentType ?>
 <FormTemplates xmlns="http://schemas.microsoft.com/sharepoint/v3/contenttype/forms">
   <Display>DocumentLibraryForm</Display>
@@ -9075,11 +8948,11 @@
 </FormTemplates>
 </file>
 
-<file path=customXml/item3.xml><?xml version="1.0" encoding="utf-8"?>
+<file path=customXml/item2.xml><?xml version="1.0" encoding="utf-8"?>
 <b:Sources xmlns:b="http://schemas.openxmlformats.org/officeDocument/2006/bibliography" xmlns="http://schemas.openxmlformats.org/officeDocument/2006/bibliography" SelectedStyle="/APASixthEditionOfficeOnline.xsl" StyleName="APA" Version="6"/>
 </file>
 
-<file path=customXml/item4.xml><?xml version="1.0" encoding="utf-8"?>
+<file path=customXml/item3.xml><?xml version="1.0" encoding="utf-8"?>
 <ct:contentTypeSchema xmlns:ct="http://schemas.microsoft.com/office/2006/metadata/contentType" xmlns:ma="http://schemas.microsoft.com/office/2006/metadata/properties/metaAttributes" ct:_="" ma:_="" ma:contentTypeName="Document" ma:contentTypeID="0x010100805D4BEE55A24044BDE0D112F050CC83" ma:contentTypeVersion="1" ma:contentTypeDescription="Create a new document." ma:contentTypeScope="" ma:versionID="bfe3fb2b52072bba3ef6a4f234377cf8">
   <xsd:schema xmlns:xsd="http://www.w3.org/2001/XMLSchema" xmlns:xs="http://www.w3.org/2001/XMLSchema" xmlns:p="http://schemas.microsoft.com/office/2006/metadata/properties" targetNamespace="http://schemas.microsoft.com/office/2006/metadata/properties" ma:root="true" ma:fieldsID="3168da399c7eed0b2303d422f0440ed6">
     <xsd:element name="properties">
@@ -9193,16 +9066,13 @@
 </ct:contentTypeSchema>
 </file>
 
-<file path=customXml/itemProps1.xml><?xml version="1.0" encoding="utf-8"?>
-<ds:datastoreItem xmlns:ds="http://schemas.openxmlformats.org/officeDocument/2006/customXml" ds:itemID="{9701D592-247D-45DD-A358-87F83AAA0287}">
-  <ds:schemaRefs>
-    <ds:schemaRef ds:uri="http://schemas.microsoft.com/office/2006/metadata/properties"/>
-    <ds:schemaRef ds:uri="http://schemas.microsoft.com/office/infopath/2007/PartnerControls"/>
-  </ds:schemaRefs>
-</ds:datastoreItem>
+<file path=customXml/item4.xml><?xml version="1.0" encoding="utf-8"?>
+<p:properties xmlns:p="http://schemas.microsoft.com/office/2006/metadata/properties" xmlns:xsi="http://www.w3.org/2001/XMLSchema-instance" xmlns:pc="http://schemas.microsoft.com/office/infopath/2007/PartnerControls">
+  <documentManagement/>
+</p:properties>
 </file>
 
-<file path=customXml/itemProps2.xml><?xml version="1.0" encoding="utf-8"?>
+<file path=customXml/itemProps1.xml><?xml version="1.0" encoding="utf-8"?>
 <ds:datastoreItem xmlns:ds="http://schemas.openxmlformats.org/officeDocument/2006/customXml" ds:itemID="{82FE4CF3-5FAD-471E-ABCD-D22784ED3188}">
   <ds:schemaRefs>
     <ds:schemaRef ds:uri="http://schemas.microsoft.com/sharepoint/v3/contenttype/forms"/>
@@ -9210,7 +9080,7 @@
 </ds:datastoreItem>
 </file>
 
-<file path=customXml/itemProps3.xml><?xml version="1.0" encoding="utf-8"?>
+<file path=customXml/itemProps2.xml><?xml version="1.0" encoding="utf-8"?>
 <ds:datastoreItem xmlns:ds="http://schemas.openxmlformats.org/officeDocument/2006/customXml" ds:itemID="{0650F66F-90CF-42EA-8F60-11FCD82A6B0A}">
   <ds:schemaRefs>
     <ds:schemaRef ds:uri="http://schemas.openxmlformats.org/officeDocument/2006/bibliography"/>
@@ -9218,7 +9088,7 @@
 </ds:datastoreItem>
 </file>
 
-<file path=customXml/itemProps4.xml><?xml version="1.0" encoding="utf-8"?>
+<file path=customXml/itemProps3.xml><?xml version="1.0" encoding="utf-8"?>
 <ds:datastoreItem xmlns:ds="http://schemas.openxmlformats.org/officeDocument/2006/customXml" ds:itemID="{B97429D7-3677-4579-BE7C-0A9DB74874F3}">
   <ds:schemaRefs>
     <ds:schemaRef ds:uri="http://schemas.microsoft.com/office/2006/metadata/contentType"/>
@@ -9232,4 +9102,13 @@
     <ds:schemaRef ds:uri="http://schemas.microsoft.com/office/infopath/2007/PartnerControls"/>
   </ds:schemaRefs>
 </ds:datastoreItem>
+</file>
+
+<file path=customXml/itemProps4.xml><?xml version="1.0" encoding="utf-8"?>
+<ds:datastoreItem xmlns:ds="http://schemas.openxmlformats.org/officeDocument/2006/customXml" ds:itemID="{9701D592-247D-45DD-A358-87F83AAA0287}">
+  <ds:schemaRefs>
+    <ds:schemaRef ds:uri="http://schemas.microsoft.com/office/2006/metadata/properties"/>
+    <ds:schemaRef ds:uri="http://schemas.microsoft.com/office/infopath/2007/PartnerControls"/>
+  </ds:schemaRefs>
+</ds:datastoreItem>
 </file>
--- a/Templates/BTS/BM-15-07 TỜ TRÌNH KÝ BIÊN BẢN THỎA THUẬN BTS - Templates.docx
+++ b/Templates/BTS/BM-15-07 TỜ TRÌNH KÝ BIÊN BẢN THỎA THUẬN BTS - Templates.docx
@@ -1707,7 +1707,7 @@
           <w:szCs w:val="28"/>
           <w:lang w:val="vi-VN"/>
         </w:rPr>
-        <w:t xml:space="preserve">Bên A đồng ý cho Bên B đặt trạm phát sóng di động - </w:t>
+        <w:t xml:space="preserve">Bên A đồng ý cho Bên B đặt </w:t>
       </w:r>
       <w:r>
         <w:rPr>
@@ -8940,6 +8940,10 @@
 </file>
 
 <file path=customXml/item1.xml><?xml version="1.0" encoding="utf-8"?>
+<b:Sources xmlns:b="http://schemas.openxmlformats.org/officeDocument/2006/bibliography" xmlns="http://schemas.openxmlformats.org/officeDocument/2006/bibliography" SelectedStyle="/APASixthEditionOfficeOnline.xsl" StyleName="APA" Version="6"/>
+</file>
+
+<file path=customXml/item2.xml><?xml version="1.0" encoding="utf-8"?>
 <?mso-contentType ?>
 <FormTemplates xmlns="http://schemas.microsoft.com/sharepoint/v3/contenttype/forms">
   <Display>DocumentLibraryForm</Display>
@@ -8948,11 +8952,13 @@
 </FormTemplates>
 </file>
 
-<file path=customXml/item2.xml><?xml version="1.0" encoding="utf-8"?>
-<b:Sources xmlns:b="http://schemas.openxmlformats.org/officeDocument/2006/bibliography" xmlns="http://schemas.openxmlformats.org/officeDocument/2006/bibliography" SelectedStyle="/APASixthEditionOfficeOnline.xsl" StyleName="APA" Version="6"/>
+<file path=customXml/item3.xml><?xml version="1.0" encoding="utf-8"?>
+<p:properties xmlns:p="http://schemas.microsoft.com/office/2006/metadata/properties" xmlns:xsi="http://www.w3.org/2001/XMLSchema-instance" xmlns:pc="http://schemas.microsoft.com/office/infopath/2007/PartnerControls">
+  <documentManagement/>
+</p:properties>
 </file>
 
-<file path=customXml/item3.xml><?xml version="1.0" encoding="utf-8"?>
+<file path=customXml/item4.xml><?xml version="1.0" encoding="utf-8"?>
 <ct:contentTypeSchema xmlns:ct="http://schemas.microsoft.com/office/2006/metadata/contentType" xmlns:ma="http://schemas.microsoft.com/office/2006/metadata/properties/metaAttributes" ct:_="" ma:_="" ma:contentTypeName="Document" ma:contentTypeID="0x010100805D4BEE55A24044BDE0D112F050CC83" ma:contentTypeVersion="1" ma:contentTypeDescription="Create a new document." ma:contentTypeScope="" ma:versionID="bfe3fb2b52072bba3ef6a4f234377cf8">
   <xsd:schema xmlns:xsd="http://www.w3.org/2001/XMLSchema" xmlns:xs="http://www.w3.org/2001/XMLSchema" xmlns:p="http://schemas.microsoft.com/office/2006/metadata/properties" targetNamespace="http://schemas.microsoft.com/office/2006/metadata/properties" ma:root="true" ma:fieldsID="3168da399c7eed0b2303d422f0440ed6">
     <xsd:element name="properties">
@@ -9066,13 +9072,15 @@
 </ct:contentTypeSchema>
 </file>
 
-<file path=customXml/item4.xml><?xml version="1.0" encoding="utf-8"?>
-<p:properties xmlns:p="http://schemas.microsoft.com/office/2006/metadata/properties" xmlns:xsi="http://www.w3.org/2001/XMLSchema-instance" xmlns:pc="http://schemas.microsoft.com/office/infopath/2007/PartnerControls">
-  <documentManagement/>
-</p:properties>
+<file path=customXml/itemProps1.xml><?xml version="1.0" encoding="utf-8"?>
+<ds:datastoreItem xmlns:ds="http://schemas.openxmlformats.org/officeDocument/2006/customXml" ds:itemID="{0650F66F-90CF-42EA-8F60-11FCD82A6B0A}">
+  <ds:schemaRefs>
+    <ds:schemaRef ds:uri="http://schemas.openxmlformats.org/officeDocument/2006/bibliography"/>
+  </ds:schemaRefs>
+</ds:datastoreItem>
 </file>
 
-<file path=customXml/itemProps1.xml><?xml version="1.0" encoding="utf-8"?>
+<file path=customXml/itemProps2.xml><?xml version="1.0" encoding="utf-8"?>
 <ds:datastoreItem xmlns:ds="http://schemas.openxmlformats.org/officeDocument/2006/customXml" ds:itemID="{82FE4CF3-5FAD-471E-ABCD-D22784ED3188}">
   <ds:schemaRefs>
     <ds:schemaRef ds:uri="http://schemas.microsoft.com/sharepoint/v3/contenttype/forms"/>
@@ -9080,15 +9088,16 @@
 </ds:datastoreItem>
 </file>
 
-<file path=customXml/itemProps2.xml><?xml version="1.0" encoding="utf-8"?>
-<ds:datastoreItem xmlns:ds="http://schemas.openxmlformats.org/officeDocument/2006/customXml" ds:itemID="{0650F66F-90CF-42EA-8F60-11FCD82A6B0A}">
+<file path=customXml/itemProps3.xml><?xml version="1.0" encoding="utf-8"?>
+<ds:datastoreItem xmlns:ds="http://schemas.openxmlformats.org/officeDocument/2006/customXml" ds:itemID="{9701D592-247D-45DD-A358-87F83AAA0287}">
   <ds:schemaRefs>
-    <ds:schemaRef ds:uri="http://schemas.openxmlformats.org/officeDocument/2006/bibliography"/>
+    <ds:schemaRef ds:uri="http://schemas.microsoft.com/office/2006/metadata/properties"/>
+    <ds:schemaRef ds:uri="http://schemas.microsoft.com/office/infopath/2007/PartnerControls"/>
   </ds:schemaRefs>
 </ds:datastoreItem>
 </file>
 
-<file path=customXml/itemProps3.xml><?xml version="1.0" encoding="utf-8"?>
+<file path=customXml/itemProps4.xml><?xml version="1.0" encoding="utf-8"?>
 <ds:datastoreItem xmlns:ds="http://schemas.openxmlformats.org/officeDocument/2006/customXml" ds:itemID="{B97429D7-3677-4579-BE7C-0A9DB74874F3}">
   <ds:schemaRefs>
     <ds:schemaRef ds:uri="http://schemas.microsoft.com/office/2006/metadata/contentType"/>
@@ -9102,13 +9111,4 @@
     <ds:schemaRef ds:uri="http://schemas.microsoft.com/office/infopath/2007/PartnerControls"/>
   </ds:schemaRefs>
 </ds:datastoreItem>
-</file>
-
-<file path=customXml/itemProps4.xml><?xml version="1.0" encoding="utf-8"?>
-<ds:datastoreItem xmlns:ds="http://schemas.openxmlformats.org/officeDocument/2006/customXml" ds:itemID="{9701D592-247D-45DD-A358-87F83AAA0287}">
-  <ds:schemaRefs>
-    <ds:schemaRef ds:uri="http://schemas.microsoft.com/office/2006/metadata/properties"/>
-    <ds:schemaRef ds:uri="http://schemas.microsoft.com/office/infopath/2007/PartnerControls"/>
-  </ds:schemaRefs>
-</ds:datastoreItem>
 </file>